--- a/samples/zambia-2026-04/02-structural-reference.docx
+++ b/samples/zambia-2026-04/02-structural-reference.docx
@@ -7,32 +7,39 @@
         <w:jc w:val="left"/>
         <w:tblLayout w:type="fixed"/>
         <w:tblLook w:firstColumn="1" w:firstRow="1" w:lastColumn="0" w:lastRow="0" w:noHBand="0" w:noVBand="1" w:val="04A0"/>
-        <w:tblW w:w="9639" w:type="dxa"/>
+        <w:tblW w:w="9412" w:type="dxa"/>
       </w:tblPr>
       <w:tblGrid>
-        <w:gridCol w:w="3213"/>
-        <w:gridCol w:w="3213"/>
-        <w:gridCol w:w="3213"/>
+        <w:gridCol w:w="3137"/>
+        <w:gridCol w:w="3137"/>
+        <w:gridCol w:w="3137"/>
       </w:tblGrid>
       <w:tr>
         <w:tc>
           <w:tcPr>
-            <w:tcW w:type="dxa" w:w="3213"/>
+            <w:tcW w:type="dxa" w:w="3137"/>
             <w:tcBorders>
               <w:top w:val="nil"/>
               <w:bottom w:val="nil"/>
               <w:left w:val="nil"/>
               <w:right w:val="nil"/>
             </w:tcBorders>
+            <w:tcMar>
+              <w:top w:w="0" w:type="dxa"/>
+              <w:bottom w:w="0" w:type="dxa"/>
+              <w:left w:w="0" w:type="dxa"/>
+              <w:right w:w="0" w:type="dxa"/>
+            </w:tcMar>
           </w:tcPr>
           <w:p>
             <w:pPr>
               <w:spacing w:after="0"/>
+              <w:jc w:val="center"/>
             </w:pPr>
             <w:r>
               <w:drawing>
                 <wp:inline xmlns:a="http://schemas.openxmlformats.org/drawingml/2006/main" xmlns:pic="http://schemas.openxmlformats.org/drawingml/2006/picture">
-                  <wp:extent cx="2040000" cy="1440000"/>
+                  <wp:extent cx="1974000" cy="1512000"/>
                   <wp:docPr id="1" name="Picture 1"/>
                   <wp:cNvGraphicFramePr>
                     <a:graphicFrameLocks noChangeAspect="1"/>
@@ -53,7 +60,7 @@
                         <pic:spPr>
                           <a:xfrm>
                             <a:off x="0" y="0"/>
-                            <a:ext cx="2040000" cy="1440000"/>
+                            <a:ext cx="1974000" cy="1512000"/>
                           </a:xfrm>
                           <a:prstGeom prst="rect"/>
                         </pic:spPr>
@@ -67,22 +74,29 @@
         </w:tc>
         <w:tc>
           <w:tcPr>
-            <w:tcW w:type="dxa" w:w="3213"/>
+            <w:tcW w:type="dxa" w:w="3137"/>
             <w:tcBorders>
               <w:top w:val="nil"/>
               <w:bottom w:val="nil"/>
               <w:left w:val="nil"/>
               <w:right w:val="nil"/>
             </w:tcBorders>
+            <w:tcMar>
+              <w:top w:w="0" w:type="dxa"/>
+              <w:bottom w:w="0" w:type="dxa"/>
+              <w:left w:w="0" w:type="dxa"/>
+              <w:right w:w="0" w:type="dxa"/>
+            </w:tcMar>
           </w:tcPr>
           <w:p>
             <w:pPr>
               <w:spacing w:after="0"/>
+              <w:jc w:val="center"/>
             </w:pPr>
             <w:r>
               <w:drawing>
                 <wp:inline xmlns:a="http://schemas.openxmlformats.org/drawingml/2006/main" xmlns:pic="http://schemas.openxmlformats.org/drawingml/2006/picture">
-                  <wp:extent cx="2040000" cy="1440000"/>
+                  <wp:extent cx="1974000" cy="1512000"/>
                   <wp:docPr id="2" name="Picture 2"/>
                   <wp:cNvGraphicFramePr>
                     <a:graphicFrameLocks noChangeAspect="1"/>
@@ -103,7 +117,7 @@
                         <pic:spPr>
                           <a:xfrm>
                             <a:off x="0" y="0"/>
-                            <a:ext cx="2040000" cy="1440000"/>
+                            <a:ext cx="1974000" cy="1512000"/>
                           </a:xfrm>
                           <a:prstGeom prst="rect"/>
                         </pic:spPr>
@@ -117,22 +131,29 @@
         </w:tc>
         <w:tc>
           <w:tcPr>
-            <w:tcW w:type="dxa" w:w="3213"/>
+            <w:tcW w:type="dxa" w:w="3137"/>
             <w:tcBorders>
               <w:top w:val="nil"/>
               <w:bottom w:val="nil"/>
               <w:left w:val="nil"/>
               <w:right w:val="nil"/>
             </w:tcBorders>
+            <w:tcMar>
+              <w:top w:w="0" w:type="dxa"/>
+              <w:bottom w:w="0" w:type="dxa"/>
+              <w:left w:w="0" w:type="dxa"/>
+              <w:right w:w="0" w:type="dxa"/>
+            </w:tcMar>
           </w:tcPr>
           <w:p>
             <w:pPr>
               <w:spacing w:after="0"/>
+              <w:jc w:val="center"/>
             </w:pPr>
             <w:r>
               <w:drawing>
                 <wp:inline xmlns:a="http://schemas.openxmlformats.org/drawingml/2006/main" xmlns:pic="http://schemas.openxmlformats.org/drawingml/2006/picture">
-                  <wp:extent cx="2040000" cy="1440000"/>
+                  <wp:extent cx="1974000" cy="1512000"/>
                   <wp:docPr id="3" name="Picture 3"/>
                   <wp:cNvGraphicFramePr>
                     <a:graphicFrameLocks noChangeAspect="1"/>
@@ -153,7 +174,7 @@
                         <pic:spPr>
                           <a:xfrm>
                             <a:off x="0" y="0"/>
-                            <a:ext cx="2040000" cy="1440000"/>
+                            <a:ext cx="1974000" cy="1512000"/>
                           </a:xfrm>
                           <a:prstGeom prst="rect"/>
                         </pic:spPr>
@@ -172,21 +193,21 @@
         <w:jc w:val="left"/>
         <w:tblLayout w:type="fixed"/>
         <w:tblLook w:firstColumn="1" w:firstRow="1" w:lastColumn="0" w:lastRow="0" w:noHBand="0" w:noVBand="1" w:val="04A0"/>
-        <w:tblW w:w="9639" w:type="dxa"/>
+        <w:tblW w:w="9412" w:type="dxa"/>
       </w:tblPr>
       <w:tblGrid>
-        <w:gridCol w:w="9639"/>
+        <w:gridCol w:w="9412"/>
       </w:tblGrid>
       <w:tr>
         <w:tc>
           <w:tcPr>
-            <w:tcW w:type="dxa" w:w="9638"/>
+            <w:tcW w:type="dxa" w:w="9411"/>
             <w:shd w:val="clear" w:color="auto" w:fill="CC2028"/>
             <w:tcMar>
-              <w:top w:w="420" w:type="dxa"/>
-              <w:bottom w:w="420" w:type="dxa"/>
-              <w:left w:w="420" w:type="dxa"/>
-              <w:right w:w="420" w:type="dxa"/>
+              <w:top w:w="480" w:type="dxa"/>
+              <w:bottom w:w="480" w:type="dxa"/>
+              <w:left w:w="460" w:type="dxa"/>
+              <w:right w:w="460" w:type="dxa"/>
             </w:tcMar>
             <w:tcBorders>
               <w:top w:val="nil"/>
@@ -212,7 +233,7 @@
           </w:p>
           <w:p>
             <w:pPr>
-              <w:spacing w:after="120"/>
+              <w:spacing w:after="160"/>
             </w:pPr>
             <w:r>
               <w:rPr>
@@ -245,7 +266,7 @@
     </w:tbl>
     <w:p>
       <w:pPr>
-        <w:spacing w:after="120" w:before="0"/>
+        <w:spacing w:after="200" w:before="0"/>
       </w:pPr>
     </w:p>
     <w:tbl>
@@ -253,27 +274,27 @@
         <w:jc w:val="left"/>
         <w:tblLayout w:type="fixed"/>
         <w:tblLook w:firstColumn="1" w:firstRow="1" w:lastColumn="0" w:lastRow="0" w:noHBand="0" w:noVBand="1" w:val="04A0"/>
-        <w:tblW w:w="9639" w:type="dxa"/>
+        <w:tblW w:w="9412" w:type="dxa"/>
       </w:tblPr>
       <w:tblGrid>
-        <w:gridCol w:w="9639"/>
+        <w:gridCol w:w="9412"/>
       </w:tblGrid>
       <w:tr>
         <w:tc>
           <w:tcPr>
-            <w:tcW w:type="dxa" w:w="9638"/>
-            <w:shd w:val="clear" w:color="auto" w:fill="F0EDE7"/>
+            <w:tcW w:type="dxa" w:w="9411"/>
+            <w:shd w:val="clear" w:color="auto" w:fill="F3F2F1"/>
             <w:tcBorders>
               <w:top w:val="nil"/>
               <w:bottom w:val="nil"/>
-              <w:left w:val="single" w:sz="32" w:color="F1C03D"/>
+              <w:left w:val="single" w:sz="32" w:color="6B6A68"/>
               <w:right w:val="nil"/>
             </w:tcBorders>
             <w:tcMar>
-              <w:top w:w="200" w:type="dxa"/>
-              <w:bottom w:w="200" w:type="dxa"/>
-              <w:left w:w="240" w:type="dxa"/>
-              <w:right w:w="240" w:type="dxa"/>
+              <w:top w:w="260" w:type="dxa"/>
+              <w:bottom w:w="260" w:type="dxa"/>
+              <w:left w:w="300" w:type="dxa"/>
+              <w:right w:w="300" w:type="dxa"/>
             </w:tcMar>
           </w:tcPr>
           <w:p>
@@ -285,7 +306,7 @@
                 <w:color w:val="6B6A68"/>
                 <w:sz w:val="20"/>
               </w:rPr>
-              <w:t xml:space="preserve">HOW TO READ THIS DOCUMENT  </w:t>
+              <w:t xml:space="preserve">HOW TO READ THIS DOCUMENT   </w:t>
             </w:r>
             <w:r>
               <w:rPr>
@@ -293,29 +314,9 @@
                 <w:b w:val="0"/>
                 <w:i w:val="0"/>
                 <w:color w:val="4A4743"/>
-                <w:sz w:val="20"/>
+                <w:sz w:val="21"/>
               </w:rPr>
-              <w:t xml:space="preserve">This is a structural reference. It is not a commitment document, and it is not a rewrite of the Zambia team's report. Every figure, owner, timeline and legal instrument shown below is a </w:t>
-            </w:r>
-            <w:r>
-              <w:rPr>
-                <w:rFonts w:ascii="Arial" w:hAnsi="Arial"/>
-                <w:b/>
-                <w:i/>
-                <w:color w:val="4A4743"/>
-                <w:sz w:val="20"/>
-              </w:rPr>
-              <w:t>placeholder</w:t>
-            </w:r>
-            <w:r>
-              <w:rPr>
-                <w:rFonts w:ascii="Arial" w:hAnsi="Arial"/>
-                <w:b w:val="0"/>
-                <w:i w:val="0"/>
-                <w:color w:val="4A4743"/>
-                <w:sz w:val="20"/>
-              </w:rPr>
-              <w:t>, included to show the kind of specificity a strong report carries. Any actual assignment of owners, timelines, or legal actions should follow consultation through the CoST Zambia MSG, NCC, ZPPA, and the relevant line ministry.</w:t>
+              <w:t>This is a structural reference. It is not a commitment document, and it is not a rewrite of the Zambia team's report. Every figure, owner, timeline and legal instrument shown below is a placeholder, included to show the kind of specificity a strong report carries. Any actual assignment of owners, timelines, or legal actions should follow consultation through the CoST Zambia MSG, NCC, ZPPA, and the relevant line ministry.</w:t>
             </w:r>
           </w:p>
         </w:tc>
@@ -323,13 +324,13 @@
     </w:tbl>
     <w:p>
       <w:pPr>
-        <w:spacing w:after="200" w:before="0"/>
+        <w:spacing w:after="240" w:before="0"/>
       </w:pPr>
     </w:p>
     <w:p>
       <w:pPr>
         <w:keepNext/>
-        <w:spacing w:before="280" w:after="80"/>
+        <w:spacing w:before="280" w:after="120"/>
       </w:pPr>
       <w:r>
         <w:rPr>
@@ -347,15 +348,15 @@
         <w:jc w:val="left"/>
         <w:tblLayout w:type="fixed"/>
         <w:tblLook w:firstColumn="1" w:firstRow="1" w:lastColumn="0" w:lastRow="0" w:noHBand="0" w:noVBand="1" w:val="04A0"/>
-        <w:tblW w:w="9639" w:type="dxa"/>
+        <w:tblW w:w="9412" w:type="dxa"/>
       </w:tblPr>
       <w:tblGrid>
-        <w:gridCol w:w="9639"/>
+        <w:gridCol w:w="9412"/>
       </w:tblGrid>
       <w:tr>
         <w:tc>
           <w:tcPr>
-            <w:tcW w:type="dxa" w:w="9638"/>
+            <w:tcW w:type="dxa" w:w="9411"/>
             <w:shd w:val="clear" w:color="auto" w:fill="F3F2F1"/>
             <w:tcBorders>
               <w:top w:val="single" w:sz="24" w:color="B7251C"/>
@@ -364,10 +365,10 @@
               <w:right w:val="nil"/>
             </w:tcBorders>
             <w:tcMar>
-              <w:top w:w="200" w:type="dxa"/>
-              <w:bottom w:w="200" w:type="dxa"/>
-              <w:left w:w="240" w:type="dxa"/>
-              <w:right w:w="240" w:type="dxa"/>
+              <w:top w:w="260" w:type="dxa"/>
+              <w:bottom w:w="260" w:type="dxa"/>
+              <w:left w:w="300" w:type="dxa"/>
+              <w:right w:w="300" w:type="dxa"/>
             </w:tcMar>
           </w:tcPr>
           <w:p>
@@ -379,22 +380,22 @@
                 <w:color w:val="B7251C"/>
                 <w:sz w:val="20"/>
               </w:rPr>
-              <w:t xml:space="preserve">VERDICT  </w:t>
+              <w:t xml:space="preserve">VERDICT   </w:t>
             </w:r>
             <w:r>
               <w:rPr>
                 <w:rFonts w:ascii="Arial" w:hAnsi="Arial"/>
-                <w:b/>
+                <w:b w:val="0"/>
                 <w:i w:val="0"/>
                 <w:color w:val="4A4743"/>
-                <w:sz w:val="22"/>
+                <w:sz w:val="21"/>
               </w:rPr>
-              <w:t>Zambia's procurement system can publish roughly 35 OC4IDS fields today with no new work, and another 20 after small format fixes. Most of the information that is missing, including contract variations, progress reports, and payment records, is already collected by the National Council for Construction under its statutory monitoring mandate. It is a disclosure gap, not a data gap.</w:t>
+              <w:t>Zambia's procurement system can publish roughly 35 OC4IDS fields today with no new work, and another 20 after small format fixes. Most of the information that is missing (including contract variations, progress reports, and payment records) is already collected by the National Council for Construction under its statutory monitoring mandate. It is a disclosure gap, not a data gap.</w:t>
             </w:r>
           </w:p>
           <w:p>
             <w:pPr>
-              <w:spacing w:before="80"/>
+              <w:spacing w:before="120"/>
             </w:pPr>
             <w:r>
               <w:rPr>
@@ -412,13 +413,13 @@
     </w:tbl>
     <w:p>
       <w:pPr>
-        <w:spacing w:after="200" w:before="0"/>
+        <w:spacing w:after="280" w:before="0"/>
       </w:pPr>
     </w:p>
     <w:p>
       <w:pPr>
         <w:keepNext/>
-        <w:spacing w:before="200" w:after="80"/>
+        <w:spacing w:before="200" w:after="120"/>
       </w:pPr>
       <w:r>
         <w:rPr>
@@ -436,26 +437,29 @@
         <w:jc w:val="left"/>
         <w:tblLayout w:type="fixed"/>
         <w:tblLook w:firstColumn="1" w:firstRow="1" w:lastColumn="0" w:lastRow="0" w:noHBand="0" w:noVBand="1" w:val="04A0"/>
-        <w:tblW w:w="9639" w:type="dxa"/>
+        <w:tblW w:w="9412" w:type="dxa"/>
       </w:tblPr>
       <w:tblGrid>
-        <w:gridCol w:w="3213"/>
-        <w:gridCol w:w="3213"/>
-        <w:gridCol w:w="3213"/>
+        <w:gridCol w:w="3137"/>
+        <w:gridCol w:w="3137"/>
+        <w:gridCol w:w="3137"/>
       </w:tblGrid>
       <w:tr>
+        <w:trPr>
+          <w:trHeight w:val="2721" w:hRule="atLeast"/>
+        </w:trPr>
         <w:tc>
           <w:tcPr>
-            <w:tcW w:type="dxa" w:w="3213"/>
+            <w:tcW w:type="dxa" w:w="3137"/>
             <w:shd w:val="clear" w:color="auto" w:fill="F3F2F1"/>
             <w:tcMar>
-              <w:top w:w="200" w:type="dxa"/>
-              <w:bottom w:w="200" w:type="dxa"/>
-              <w:left w:w="200" w:type="dxa"/>
-              <w:right w:w="200" w:type="dxa"/>
+              <w:top w:w="260" w:type="dxa"/>
+              <w:bottom w:w="260" w:type="dxa"/>
+              <w:left w:w="280" w:type="dxa"/>
+              <w:right w:w="280" w:type="dxa"/>
             </w:tcMar>
             <w:tcBorders>
-              <w:top w:val="single" w:sz="32" w:color="4EA83D"/>
+              <w:top w:val="single" w:sz="40" w:color="4EA83D"/>
               <w:bottom w:val="nil"/>
               <w:left w:val="nil"/>
               <w:right w:val="nil"/>
@@ -475,7 +479,7 @@
           </w:p>
           <w:p>
             <w:pPr>
-              <w:spacing w:before="40"/>
+              <w:spacing w:before="80"/>
             </w:pPr>
             <w:r>
               <w:rPr>
@@ -485,22 +489,22 @@
                 <w:color w:val="6B6A68"/>
                 <w:sz w:val="18"/>
               </w:rPr>
-              <w:t>OC4IDS fields the ZPPA e-GP system can publish today. [Placeholder figure from current mapping, to be confirmed through MSG review.]</w:t>
+              <w:t>OC4IDS fields the ZPPA e-GP system can publish today. Placeholder figure from current mapping, to be confirmed through MSG review.</w:t>
             </w:r>
           </w:p>
         </w:tc>
         <w:tc>
           <w:tcPr>
-            <w:tcW w:type="dxa" w:w="3213"/>
+            <w:tcW w:type="dxa" w:w="3137"/>
             <w:shd w:val="clear" w:color="auto" w:fill="F3F2F1"/>
             <w:tcMar>
-              <w:top w:w="200" w:type="dxa"/>
-              <w:bottom w:w="200" w:type="dxa"/>
-              <w:left w:w="200" w:type="dxa"/>
-              <w:right w:w="200" w:type="dxa"/>
+              <w:top w:w="260" w:type="dxa"/>
+              <w:bottom w:w="260" w:type="dxa"/>
+              <w:left w:w="280" w:type="dxa"/>
+              <w:right w:w="280" w:type="dxa"/>
             </w:tcMar>
             <w:tcBorders>
-              <w:top w:val="single" w:sz="32" w:color="71B6C9"/>
+              <w:top w:val="single" w:sz="40" w:color="71B6C9"/>
               <w:bottom w:val="nil"/>
               <w:left w:val="nil"/>
               <w:right w:val="nil"/>
@@ -520,7 +524,7 @@
           </w:p>
           <w:p>
             <w:pPr>
-              <w:spacing w:before="40"/>
+              <w:spacing w:before="80"/>
             </w:pPr>
             <w:r>
               <w:rPr>
@@ -536,16 +540,16 @@
         </w:tc>
         <w:tc>
           <w:tcPr>
-            <w:tcW w:type="dxa" w:w="3213"/>
+            <w:tcW w:type="dxa" w:w="3137"/>
             <w:shd w:val="clear" w:color="auto" w:fill="F3F2F1"/>
             <w:tcMar>
-              <w:top w:w="200" w:type="dxa"/>
-              <w:bottom w:w="200" w:type="dxa"/>
-              <w:left w:w="200" w:type="dxa"/>
-              <w:right w:w="200" w:type="dxa"/>
+              <w:top w:w="260" w:type="dxa"/>
+              <w:bottom w:w="260" w:type="dxa"/>
+              <w:left w:w="280" w:type="dxa"/>
+              <w:right w:w="280" w:type="dxa"/>
             </w:tcMar>
             <w:tcBorders>
-              <w:top w:val="single" w:sz="32" w:color="B7251C"/>
+              <w:top w:val="single" w:sz="40" w:color="B7251C"/>
               <w:bottom w:val="nil"/>
               <w:left w:val="nil"/>
               <w:right w:val="nil"/>
@@ -565,7 +569,7 @@
           </w:p>
           <w:p>
             <w:pPr>
-              <w:spacing w:before="40"/>
+              <w:spacing w:before="80"/>
             </w:pPr>
             <w:r>
               <w:rPr>
@@ -583,12 +587,12 @@
     </w:tbl>
     <w:p>
       <w:pPr>
-        <w:spacing w:after="200" w:before="0"/>
+        <w:spacing w:after="240" w:before="0"/>
       </w:pPr>
     </w:p>
     <w:p>
       <w:pPr>
-        <w:spacing w:after="240" w:before="0"/>
+        <w:spacing w:after="280" w:before="0"/>
       </w:pPr>
       <w:r>
         <w:rPr>
@@ -609,7 +613,7 @@
     <w:p>
       <w:pPr>
         <w:keepNext/>
-        <w:spacing w:before="280" w:after="80"/>
+        <w:spacing w:before="280" w:after="120"/>
       </w:pPr>
       <w:r>
         <w:rPr>
@@ -624,7 +628,7 @@
     </w:p>
     <w:p>
       <w:pPr>
-        <w:spacing w:after="160" w:before="0"/>
+        <w:spacing w:after="200" w:before="0"/>
       </w:pPr>
       <w:r>
         <w:rPr>
@@ -642,19 +646,38 @@
         <w:jc w:val="left"/>
         <w:tblLayout w:type="fixed"/>
         <w:tblLook w:firstColumn="1" w:firstRow="1" w:lastColumn="0" w:lastRow="0" w:noHBand="0" w:noVBand="1" w:val="04A0"/>
-        <w:tblW w:w="9639" w:type="dxa"/>
+        <w:tblW w:w="9412" w:type="dxa"/>
       </w:tblPr>
       <w:tblGrid>
-        <w:gridCol w:w="1701"/>
-        <w:gridCol w:w="1247"/>
-        <w:gridCol w:w="2268"/>
-        <w:gridCol w:w="4422"/>
+        <w:gridCol w:w="1587"/>
+        <w:gridCol w:w="1134"/>
+        <w:gridCol w:w="2381"/>
+        <w:gridCol w:w="4309"/>
       </w:tblGrid>
       <w:tr>
         <w:tc>
           <w:tcPr>
-            <w:tcW w:type="dxa" w:w="1701"/>
+            <w:tcW w:type="dxa" w:w="1587"/>
+            <w:tcMar>
+              <w:top w:w="220" w:type="dxa"/>
+              <w:bottom w:w="220" w:type="dxa"/>
+              <w:left w:w="240" w:type="dxa"/>
+              <w:right w:w="240" w:type="dxa"/>
+            </w:tcMar>
+            <w:vAlign w:val="top"/>
             <w:shd w:val="clear" w:color="auto" w:fill="C00000"/>
+            <w:tcBorders>
+              <w:top w:val="single" w:sz="4" w:color="C00000"/>
+              <w:bottom w:val="single" w:sz="4" w:color="C00000"/>
+              <w:left w:val="single" w:sz="4" w:color="C00000"/>
+              <w:right w:val="single" w:sz="4" w:color="C00000"/>
+            </w:tcBorders>
+            <w:tcMar>
+              <w:top w:w="220" w:type="dxa"/>
+              <w:bottom w:w="220" w:type="dxa"/>
+              <w:left w:w="240" w:type="dxa"/>
+              <w:right w:w="240" w:type="dxa"/>
+            </w:tcMar>
           </w:tcPr>
           <w:p>
             <w:r>
@@ -671,8 +694,27 @@
         </w:tc>
         <w:tc>
           <w:tcPr>
-            <w:tcW w:type="dxa" w:w="1247"/>
+            <w:tcW w:type="dxa" w:w="1134"/>
+            <w:tcMar>
+              <w:top w:w="220" w:type="dxa"/>
+              <w:bottom w:w="220" w:type="dxa"/>
+              <w:left w:w="240" w:type="dxa"/>
+              <w:right w:w="240" w:type="dxa"/>
+            </w:tcMar>
+            <w:vAlign w:val="top"/>
             <w:shd w:val="clear" w:color="auto" w:fill="C00000"/>
+            <w:tcBorders>
+              <w:top w:val="single" w:sz="4" w:color="C00000"/>
+              <w:bottom w:val="single" w:sz="4" w:color="C00000"/>
+              <w:left w:val="single" w:sz="4" w:color="C00000"/>
+              <w:right w:val="single" w:sz="4" w:color="C00000"/>
+            </w:tcBorders>
+            <w:tcMar>
+              <w:top w:w="220" w:type="dxa"/>
+              <w:bottom w:w="220" w:type="dxa"/>
+              <w:left w:w="240" w:type="dxa"/>
+              <w:right w:w="240" w:type="dxa"/>
+            </w:tcMar>
           </w:tcPr>
           <w:p>
             <w:r>
@@ -689,8 +731,27 @@
         </w:tc>
         <w:tc>
           <w:tcPr>
-            <w:tcW w:type="dxa" w:w="2268"/>
+            <w:tcW w:type="dxa" w:w="2381"/>
+            <w:tcMar>
+              <w:top w:w="220" w:type="dxa"/>
+              <w:bottom w:w="220" w:type="dxa"/>
+              <w:left w:w="240" w:type="dxa"/>
+              <w:right w:w="240" w:type="dxa"/>
+            </w:tcMar>
+            <w:vAlign w:val="top"/>
             <w:shd w:val="clear" w:color="auto" w:fill="C00000"/>
+            <w:tcBorders>
+              <w:top w:val="single" w:sz="4" w:color="C00000"/>
+              <w:bottom w:val="single" w:sz="4" w:color="C00000"/>
+              <w:left w:val="single" w:sz="4" w:color="C00000"/>
+              <w:right w:val="single" w:sz="4" w:color="C00000"/>
+            </w:tcBorders>
+            <w:tcMar>
+              <w:top w:w="220" w:type="dxa"/>
+              <w:bottom w:w="220" w:type="dxa"/>
+              <w:left w:w="240" w:type="dxa"/>
+              <w:right w:w="240" w:type="dxa"/>
+            </w:tcMar>
           </w:tcPr>
           <w:p>
             <w:r>
@@ -707,8 +768,27 @@
         </w:tc>
         <w:tc>
           <w:tcPr>
-            <w:tcW w:type="dxa" w:w="4422"/>
+            <w:tcW w:type="dxa" w:w="4309"/>
+            <w:tcMar>
+              <w:top w:w="220" w:type="dxa"/>
+              <w:bottom w:w="220" w:type="dxa"/>
+              <w:left w:w="240" w:type="dxa"/>
+              <w:right w:w="240" w:type="dxa"/>
+            </w:tcMar>
+            <w:vAlign w:val="top"/>
             <w:shd w:val="clear" w:color="auto" w:fill="C00000"/>
+            <w:tcBorders>
+              <w:top w:val="single" w:sz="4" w:color="C00000"/>
+              <w:bottom w:val="single" w:sz="4" w:color="C00000"/>
+              <w:left w:val="single" w:sz="4" w:color="C00000"/>
+              <w:right w:val="single" w:sz="4" w:color="C00000"/>
+            </w:tcBorders>
+            <w:tcMar>
+              <w:top w:w="220" w:type="dxa"/>
+              <w:bottom w:w="220" w:type="dxa"/>
+              <w:left w:w="240" w:type="dxa"/>
+              <w:right w:w="240" w:type="dxa"/>
+            </w:tcMar>
           </w:tcPr>
           <w:p>
             <w:r>
@@ -725,9 +805,19 @@
         </w:tc>
       </w:tr>
       <w:tr>
+        <w:trPr>
+          <w:trHeight w:val="1474" w:hRule="atLeast"/>
+        </w:trPr>
         <w:tc>
           <w:tcPr>
-            <w:tcW w:type="dxa" w:w="1701"/>
+            <w:tcW w:type="dxa" w:w="1587"/>
+            <w:tcMar>
+              <w:top w:w="180" w:type="dxa"/>
+              <w:bottom w:w="180" w:type="dxa"/>
+              <w:left w:w="240" w:type="dxa"/>
+              <w:right w:w="240" w:type="dxa"/>
+            </w:tcMar>
+            <w:vAlign w:val="top"/>
             <w:tcBorders>
               <w:top w:val="nil"/>
               <w:bottom w:val="nil"/>
@@ -751,7 +841,14 @@
         </w:tc>
         <w:tc>
           <w:tcPr>
-            <w:tcW w:type="dxa" w:w="1247"/>
+            <w:tcW w:type="dxa" w:w="1134"/>
+            <w:tcMar>
+              <w:top w:w="180" w:type="dxa"/>
+              <w:bottom w:w="180" w:type="dxa"/>
+              <w:left w:w="240" w:type="dxa"/>
+              <w:right w:w="240" w:type="dxa"/>
+            </w:tcMar>
+            <w:vAlign w:val="top"/>
             <w:tcBorders>
               <w:top w:val="nil"/>
               <w:bottom w:val="nil"/>
@@ -775,7 +872,14 @@
         </w:tc>
         <w:tc>
           <w:tcPr>
-            <w:tcW w:type="dxa" w:w="2268"/>
+            <w:tcW w:type="dxa" w:w="2381"/>
+            <w:tcMar>
+              <w:top w:w="180" w:type="dxa"/>
+              <w:bottom w:w="180" w:type="dxa"/>
+              <w:left w:w="240" w:type="dxa"/>
+              <w:right w:w="240" w:type="dxa"/>
+            </w:tcMar>
+            <w:vAlign w:val="top"/>
             <w:tcBorders>
               <w:top w:val="nil"/>
               <w:bottom w:val="nil"/>
@@ -799,7 +903,14 @@
         </w:tc>
         <w:tc>
           <w:tcPr>
-            <w:tcW w:type="dxa" w:w="4422"/>
+            <w:tcW w:type="dxa" w:w="4309"/>
+            <w:tcMar>
+              <w:top w:w="180" w:type="dxa"/>
+              <w:bottom w:w="180" w:type="dxa"/>
+              <w:left w:w="240" w:type="dxa"/>
+              <w:right w:w="240" w:type="dxa"/>
+            </w:tcMar>
+            <w:vAlign w:val="top"/>
             <w:tcBorders>
               <w:top w:val="nil"/>
               <w:bottom w:val="nil"/>
@@ -825,13 +936,13 @@
     </w:tbl>
     <w:p>
       <w:pPr>
-        <w:spacing w:after="280" w:before="0"/>
+        <w:spacing w:after="320" w:before="0"/>
       </w:pPr>
     </w:p>
     <w:p>
       <w:pPr>
         <w:keepNext/>
-        <w:spacing w:before="280" w:after="80"/>
+        <w:spacing w:before="280" w:after="120"/>
       </w:pPr>
       <w:r>
         <w:rPr>
@@ -846,7 +957,7 @@
     </w:p>
     <w:p>
       <w:pPr>
-        <w:spacing w:after="160" w:before="0"/>
+        <w:spacing w:after="200" w:before="0"/>
       </w:pPr>
       <w:r>
         <w:rPr>
@@ -864,19 +975,38 @@
         <w:jc w:val="left"/>
         <w:tblLayout w:type="fixed"/>
         <w:tblLook w:firstColumn="1" w:firstRow="1" w:lastColumn="0" w:lastRow="0" w:noHBand="0" w:noVBand="1" w:val="04A0"/>
-        <w:tblW w:w="9639" w:type="dxa"/>
+        <w:tblW w:w="9412" w:type="dxa"/>
       </w:tblPr>
       <w:tblGrid>
-        <w:gridCol w:w="2268"/>
-        <w:gridCol w:w="3288"/>
-        <w:gridCol w:w="1417"/>
-        <w:gridCol w:w="2664"/>
+        <w:gridCol w:w="2154"/>
+        <w:gridCol w:w="3061"/>
+        <w:gridCol w:w="1474"/>
+        <w:gridCol w:w="2721"/>
       </w:tblGrid>
       <w:tr>
         <w:tc>
           <w:tcPr>
-            <w:tcW w:type="dxa" w:w="2268"/>
+            <w:tcW w:type="dxa" w:w="2154"/>
+            <w:tcMar>
+              <w:top w:w="220" w:type="dxa"/>
+              <w:bottom w:w="220" w:type="dxa"/>
+              <w:left w:w="240" w:type="dxa"/>
+              <w:right w:w="240" w:type="dxa"/>
+            </w:tcMar>
+            <w:vAlign w:val="top"/>
             <w:shd w:val="clear" w:color="auto" w:fill="C00000"/>
+            <w:tcBorders>
+              <w:top w:val="single" w:sz="4" w:color="C00000"/>
+              <w:bottom w:val="single" w:sz="4" w:color="C00000"/>
+              <w:left w:val="single" w:sz="4" w:color="C00000"/>
+              <w:right w:val="single" w:sz="4" w:color="C00000"/>
+            </w:tcBorders>
+            <w:tcMar>
+              <w:top w:w="220" w:type="dxa"/>
+              <w:bottom w:w="220" w:type="dxa"/>
+              <w:left w:w="240" w:type="dxa"/>
+              <w:right w:w="240" w:type="dxa"/>
+            </w:tcMar>
           </w:tcPr>
           <w:p>
             <w:r>
@@ -893,8 +1023,27 @@
         </w:tc>
         <w:tc>
           <w:tcPr>
-            <w:tcW w:type="dxa" w:w="3288"/>
+            <w:tcW w:type="dxa" w:w="3061"/>
+            <w:tcMar>
+              <w:top w:w="220" w:type="dxa"/>
+              <w:bottom w:w="220" w:type="dxa"/>
+              <w:left w:w="240" w:type="dxa"/>
+              <w:right w:w="240" w:type="dxa"/>
+            </w:tcMar>
+            <w:vAlign w:val="top"/>
             <w:shd w:val="clear" w:color="auto" w:fill="C00000"/>
+            <w:tcBorders>
+              <w:top w:val="single" w:sz="4" w:color="C00000"/>
+              <w:bottom w:val="single" w:sz="4" w:color="C00000"/>
+              <w:left w:val="single" w:sz="4" w:color="C00000"/>
+              <w:right w:val="single" w:sz="4" w:color="C00000"/>
+            </w:tcBorders>
+            <w:tcMar>
+              <w:top w:w="220" w:type="dxa"/>
+              <w:bottom w:w="220" w:type="dxa"/>
+              <w:left w:w="240" w:type="dxa"/>
+              <w:right w:w="240" w:type="dxa"/>
+            </w:tcMar>
           </w:tcPr>
           <w:p>
             <w:r>
@@ -911,8 +1060,27 @@
         </w:tc>
         <w:tc>
           <w:tcPr>
-            <w:tcW w:type="dxa" w:w="1417"/>
+            <w:tcW w:type="dxa" w:w="1474"/>
+            <w:tcMar>
+              <w:top w:w="220" w:type="dxa"/>
+              <w:bottom w:w="220" w:type="dxa"/>
+              <w:left w:w="240" w:type="dxa"/>
+              <w:right w:w="240" w:type="dxa"/>
+            </w:tcMar>
+            <w:vAlign w:val="top"/>
             <w:shd w:val="clear" w:color="auto" w:fill="C00000"/>
+            <w:tcBorders>
+              <w:top w:val="single" w:sz="4" w:color="C00000"/>
+              <w:bottom w:val="single" w:sz="4" w:color="C00000"/>
+              <w:left w:val="single" w:sz="4" w:color="C00000"/>
+              <w:right w:val="single" w:sz="4" w:color="C00000"/>
+            </w:tcBorders>
+            <w:tcMar>
+              <w:top w:w="220" w:type="dxa"/>
+              <w:bottom w:w="220" w:type="dxa"/>
+              <w:left w:w="240" w:type="dxa"/>
+              <w:right w:w="240" w:type="dxa"/>
+            </w:tcMar>
           </w:tcPr>
           <w:p>
             <w:r>
@@ -929,8 +1097,27 @@
         </w:tc>
         <w:tc>
           <w:tcPr>
-            <w:tcW w:type="dxa" w:w="2665"/>
+            <w:tcW w:type="dxa" w:w="2721"/>
+            <w:tcMar>
+              <w:top w:w="220" w:type="dxa"/>
+              <w:bottom w:w="220" w:type="dxa"/>
+              <w:left w:w="240" w:type="dxa"/>
+              <w:right w:w="240" w:type="dxa"/>
+            </w:tcMar>
+            <w:vAlign w:val="top"/>
             <w:shd w:val="clear" w:color="auto" w:fill="C00000"/>
+            <w:tcBorders>
+              <w:top w:val="single" w:sz="4" w:color="C00000"/>
+              <w:bottom w:val="single" w:sz="4" w:color="C00000"/>
+              <w:left w:val="single" w:sz="4" w:color="C00000"/>
+              <w:right w:val="single" w:sz="4" w:color="C00000"/>
+            </w:tcBorders>
+            <w:tcMar>
+              <w:top w:w="220" w:type="dxa"/>
+              <w:bottom w:w="220" w:type="dxa"/>
+              <w:left w:w="240" w:type="dxa"/>
+              <w:right w:w="240" w:type="dxa"/>
+            </w:tcMar>
           </w:tcPr>
           <w:p>
             <w:r>
@@ -947,9 +1134,19 @@
         </w:tc>
       </w:tr>
       <w:tr>
+        <w:trPr>
+          <w:trHeight w:val="907" w:hRule="atLeast"/>
+        </w:trPr>
         <w:tc>
           <w:tcPr>
-            <w:tcW w:type="dxa" w:w="2268"/>
+            <w:tcW w:type="dxa" w:w="2154"/>
+            <w:tcMar>
+              <w:top w:w="180" w:type="dxa"/>
+              <w:bottom w:w="180" w:type="dxa"/>
+              <w:left w:w="240" w:type="dxa"/>
+              <w:right w:w="240" w:type="dxa"/>
+            </w:tcMar>
+            <w:vAlign w:val="top"/>
             <w:tcBorders>
               <w:top w:val="nil"/>
               <w:bottom w:val="nil"/>
@@ -973,7 +1170,14 @@
         </w:tc>
         <w:tc>
           <w:tcPr>
-            <w:tcW w:type="dxa" w:w="3288"/>
+            <w:tcW w:type="dxa" w:w="3061"/>
+            <w:tcMar>
+              <w:top w:w="180" w:type="dxa"/>
+              <w:bottom w:w="180" w:type="dxa"/>
+              <w:left w:w="240" w:type="dxa"/>
+              <w:right w:w="240" w:type="dxa"/>
+            </w:tcMar>
+            <w:vAlign w:val="top"/>
             <w:tcBorders>
               <w:top w:val="nil"/>
               <w:bottom w:val="nil"/>
@@ -997,7 +1201,14 @@
         </w:tc>
         <w:tc>
           <w:tcPr>
-            <w:tcW w:type="dxa" w:w="1417"/>
+            <w:tcW w:type="dxa" w:w="1474"/>
+            <w:tcMar>
+              <w:top w:w="180" w:type="dxa"/>
+              <w:bottom w:w="180" w:type="dxa"/>
+              <w:left w:w="240" w:type="dxa"/>
+              <w:right w:w="240" w:type="dxa"/>
+            </w:tcMar>
+            <w:vAlign w:val="top"/>
             <w:tcBorders>
               <w:top w:val="nil"/>
               <w:bottom w:val="nil"/>
@@ -1021,7 +1232,14 @@
         </w:tc>
         <w:tc>
           <w:tcPr>
-            <w:tcW w:type="dxa" w:w="2665"/>
+            <w:tcW w:type="dxa" w:w="2721"/>
+            <w:tcMar>
+              <w:top w:w="180" w:type="dxa"/>
+              <w:bottom w:w="180" w:type="dxa"/>
+              <w:left w:w="240" w:type="dxa"/>
+              <w:right w:w="240" w:type="dxa"/>
+            </w:tcMar>
+            <w:vAlign w:val="top"/>
             <w:tcBorders>
               <w:top w:val="nil"/>
               <w:bottom w:val="nil"/>
@@ -1047,13 +1265,13 @@
     </w:tbl>
     <w:p>
       <w:pPr>
-        <w:spacing w:after="280" w:before="0"/>
+        <w:spacing w:after="320" w:before="0"/>
       </w:pPr>
     </w:p>
     <w:p>
       <w:pPr>
         <w:keepNext/>
-        <w:spacing w:before="280" w:after="80"/>
+        <w:spacing w:before="280" w:after="120"/>
       </w:pPr>
       <w:r>
         <w:rPr>
@@ -1068,7 +1286,7 @@
     </w:p>
     <w:p>
       <w:pPr>
-        <w:spacing w:after="160" w:before="0"/>
+        <w:spacing w:after="200" w:before="0"/>
       </w:pPr>
       <w:r>
         <w:rPr>
@@ -1086,19 +1304,38 @@
         <w:jc w:val="left"/>
         <w:tblLayout w:type="fixed"/>
         <w:tblLook w:firstColumn="1" w:firstRow="1" w:lastColumn="0" w:lastRow="0" w:noHBand="0" w:noVBand="1" w:val="04A0"/>
-        <w:tblW w:w="9639" w:type="dxa"/>
+        <w:tblW w:w="9412" w:type="dxa"/>
       </w:tblPr>
       <w:tblGrid>
-        <w:gridCol w:w="2041"/>
-        <w:gridCol w:w="2608"/>
+        <w:gridCol w:w="1927"/>
+        <w:gridCol w:w="2494"/>
         <w:gridCol w:w="2494"/>
         <w:gridCol w:w="2494"/>
       </w:tblGrid>
       <w:tr>
         <w:tc>
           <w:tcPr>
-            <w:tcW w:type="dxa" w:w="2041"/>
+            <w:tcW w:type="dxa" w:w="1928"/>
+            <w:tcMar>
+              <w:top w:w="220" w:type="dxa"/>
+              <w:bottom w:w="220" w:type="dxa"/>
+              <w:left w:w="240" w:type="dxa"/>
+              <w:right w:w="240" w:type="dxa"/>
+            </w:tcMar>
+            <w:vAlign w:val="top"/>
             <w:shd w:val="clear" w:color="auto" w:fill="C00000"/>
+            <w:tcBorders>
+              <w:top w:val="single" w:sz="4" w:color="C00000"/>
+              <w:bottom w:val="single" w:sz="4" w:color="C00000"/>
+              <w:left w:val="single" w:sz="4" w:color="C00000"/>
+              <w:right w:val="single" w:sz="4" w:color="C00000"/>
+            </w:tcBorders>
+            <w:tcMar>
+              <w:top w:w="220" w:type="dxa"/>
+              <w:bottom w:w="220" w:type="dxa"/>
+              <w:left w:w="240" w:type="dxa"/>
+              <w:right w:w="240" w:type="dxa"/>
+            </w:tcMar>
           </w:tcPr>
           <w:p>
             <w:r>
@@ -1115,8 +1352,27 @@
         </w:tc>
         <w:tc>
           <w:tcPr>
-            <w:tcW w:type="dxa" w:w="2608"/>
+            <w:tcW w:type="dxa" w:w="2494"/>
+            <w:tcMar>
+              <w:top w:w="220" w:type="dxa"/>
+              <w:bottom w:w="220" w:type="dxa"/>
+              <w:left w:w="240" w:type="dxa"/>
+              <w:right w:w="240" w:type="dxa"/>
+            </w:tcMar>
+            <w:vAlign w:val="top"/>
             <w:shd w:val="clear" w:color="auto" w:fill="C00000"/>
+            <w:tcBorders>
+              <w:top w:val="single" w:sz="4" w:color="C00000"/>
+              <w:bottom w:val="single" w:sz="4" w:color="C00000"/>
+              <w:left w:val="single" w:sz="4" w:color="C00000"/>
+              <w:right w:val="single" w:sz="4" w:color="C00000"/>
+            </w:tcBorders>
+            <w:tcMar>
+              <w:top w:w="220" w:type="dxa"/>
+              <w:bottom w:w="220" w:type="dxa"/>
+              <w:left w:w="240" w:type="dxa"/>
+              <w:right w:w="240" w:type="dxa"/>
+            </w:tcMar>
           </w:tcPr>
           <w:p>
             <w:r>
@@ -1134,7 +1390,26 @@
         <w:tc>
           <w:tcPr>
             <w:tcW w:type="dxa" w:w="2494"/>
+            <w:tcMar>
+              <w:top w:w="220" w:type="dxa"/>
+              <w:bottom w:w="220" w:type="dxa"/>
+              <w:left w:w="240" w:type="dxa"/>
+              <w:right w:w="240" w:type="dxa"/>
+            </w:tcMar>
+            <w:vAlign w:val="top"/>
             <w:shd w:val="clear" w:color="auto" w:fill="C00000"/>
+            <w:tcBorders>
+              <w:top w:val="single" w:sz="4" w:color="C00000"/>
+              <w:bottom w:val="single" w:sz="4" w:color="C00000"/>
+              <w:left w:val="single" w:sz="4" w:color="C00000"/>
+              <w:right w:val="single" w:sz="4" w:color="C00000"/>
+            </w:tcBorders>
+            <w:tcMar>
+              <w:top w:w="220" w:type="dxa"/>
+              <w:bottom w:w="220" w:type="dxa"/>
+              <w:left w:w="240" w:type="dxa"/>
+              <w:right w:w="240" w:type="dxa"/>
+            </w:tcMar>
           </w:tcPr>
           <w:p>
             <w:r>
@@ -1152,7 +1427,26 @@
         <w:tc>
           <w:tcPr>
             <w:tcW w:type="dxa" w:w="2494"/>
+            <w:tcMar>
+              <w:top w:w="220" w:type="dxa"/>
+              <w:bottom w:w="220" w:type="dxa"/>
+              <w:left w:w="240" w:type="dxa"/>
+              <w:right w:w="240" w:type="dxa"/>
+            </w:tcMar>
+            <w:vAlign w:val="top"/>
             <w:shd w:val="clear" w:color="auto" w:fill="C00000"/>
+            <w:tcBorders>
+              <w:top w:val="single" w:sz="4" w:color="C00000"/>
+              <w:bottom w:val="single" w:sz="4" w:color="C00000"/>
+              <w:left w:val="single" w:sz="4" w:color="C00000"/>
+              <w:right w:val="single" w:sz="4" w:color="C00000"/>
+            </w:tcBorders>
+            <w:tcMar>
+              <w:top w:w="220" w:type="dxa"/>
+              <w:bottom w:w="220" w:type="dxa"/>
+              <w:left w:w="240" w:type="dxa"/>
+              <w:right w:w="240" w:type="dxa"/>
+            </w:tcMar>
           </w:tcPr>
           <w:p>
             <w:r>
@@ -1169,9 +1463,19 @@
         </w:tc>
       </w:tr>
       <w:tr>
+        <w:trPr>
+          <w:trHeight w:val="850" w:hRule="atLeast"/>
+        </w:trPr>
         <w:tc>
           <w:tcPr>
-            <w:tcW w:type="dxa" w:w="2041"/>
+            <w:tcW w:type="dxa" w:w="1928"/>
+            <w:tcMar>
+              <w:top w:w="180" w:type="dxa"/>
+              <w:bottom w:w="180" w:type="dxa"/>
+              <w:left w:w="240" w:type="dxa"/>
+              <w:right w:w="240" w:type="dxa"/>
+            </w:tcMar>
+            <w:vAlign w:val="top"/>
             <w:tcBorders>
               <w:top w:val="nil"/>
               <w:bottom w:val="nil"/>
@@ -1195,7 +1499,14 @@
         </w:tc>
         <w:tc>
           <w:tcPr>
-            <w:tcW w:type="dxa" w:w="2608"/>
+            <w:tcW w:type="dxa" w:w="2494"/>
+            <w:tcMar>
+              <w:top w:w="180" w:type="dxa"/>
+              <w:bottom w:w="180" w:type="dxa"/>
+              <w:left w:w="240" w:type="dxa"/>
+              <w:right w:w="240" w:type="dxa"/>
+            </w:tcMar>
+            <w:vAlign w:val="top"/>
             <w:tcBorders>
               <w:top w:val="nil"/>
               <w:bottom w:val="nil"/>
@@ -1220,6 +1531,13 @@
         <w:tc>
           <w:tcPr>
             <w:tcW w:type="dxa" w:w="2494"/>
+            <w:tcMar>
+              <w:top w:w="180" w:type="dxa"/>
+              <w:bottom w:w="180" w:type="dxa"/>
+              <w:left w:w="240" w:type="dxa"/>
+              <w:right w:w="240" w:type="dxa"/>
+            </w:tcMar>
+            <w:vAlign w:val="top"/>
             <w:tcBorders>
               <w:top w:val="nil"/>
               <w:bottom w:val="nil"/>
@@ -1244,6 +1562,13 @@
         <w:tc>
           <w:tcPr>
             <w:tcW w:type="dxa" w:w="2494"/>
+            <w:tcMar>
+              <w:top w:w="180" w:type="dxa"/>
+              <w:bottom w:w="180" w:type="dxa"/>
+              <w:left w:w="240" w:type="dxa"/>
+              <w:right w:w="240" w:type="dxa"/>
+            </w:tcMar>
+            <w:vAlign w:val="top"/>
             <w:tcBorders>
               <w:top w:val="nil"/>
               <w:bottom w:val="nil"/>
@@ -1267,9 +1592,19 @@
         </w:tc>
       </w:tr>
       <w:tr>
+        <w:trPr>
+          <w:trHeight w:val="850" w:hRule="atLeast"/>
+        </w:trPr>
         <w:tc>
           <w:tcPr>
-            <w:tcW w:type="dxa" w:w="2041"/>
+            <w:tcW w:type="dxa" w:w="1928"/>
+            <w:tcMar>
+              <w:top w:w="180" w:type="dxa"/>
+              <w:bottom w:w="180" w:type="dxa"/>
+              <w:left w:w="240" w:type="dxa"/>
+              <w:right w:w="240" w:type="dxa"/>
+            </w:tcMar>
+            <w:vAlign w:val="top"/>
             <w:tcBorders>
               <w:top w:val="nil"/>
               <w:bottom w:val="nil"/>
@@ -1293,7 +1628,14 @@
         </w:tc>
         <w:tc>
           <w:tcPr>
-            <w:tcW w:type="dxa" w:w="2608"/>
+            <w:tcW w:type="dxa" w:w="2494"/>
+            <w:tcMar>
+              <w:top w:w="180" w:type="dxa"/>
+              <w:bottom w:w="180" w:type="dxa"/>
+              <w:left w:w="240" w:type="dxa"/>
+              <w:right w:w="240" w:type="dxa"/>
+            </w:tcMar>
+            <w:vAlign w:val="top"/>
             <w:tcBorders>
               <w:top w:val="nil"/>
               <w:bottom w:val="nil"/>
@@ -1318,6 +1660,13 @@
         <w:tc>
           <w:tcPr>
             <w:tcW w:type="dxa" w:w="2494"/>
+            <w:tcMar>
+              <w:top w:w="180" w:type="dxa"/>
+              <w:bottom w:w="180" w:type="dxa"/>
+              <w:left w:w="240" w:type="dxa"/>
+              <w:right w:w="240" w:type="dxa"/>
+            </w:tcMar>
+            <w:vAlign w:val="top"/>
             <w:tcBorders>
               <w:top w:val="nil"/>
               <w:bottom w:val="nil"/>
@@ -1342,6 +1691,13 @@
         <w:tc>
           <w:tcPr>
             <w:tcW w:type="dxa" w:w="2494"/>
+            <w:tcMar>
+              <w:top w:w="180" w:type="dxa"/>
+              <w:bottom w:w="180" w:type="dxa"/>
+              <w:left w:w="240" w:type="dxa"/>
+              <w:right w:w="240" w:type="dxa"/>
+            </w:tcMar>
+            <w:vAlign w:val="top"/>
             <w:tcBorders>
               <w:top w:val="nil"/>
               <w:bottom w:val="nil"/>
@@ -1365,9 +1721,19 @@
         </w:tc>
       </w:tr>
       <w:tr>
+        <w:trPr>
+          <w:trHeight w:val="850" w:hRule="atLeast"/>
+        </w:trPr>
         <w:tc>
           <w:tcPr>
-            <w:tcW w:type="dxa" w:w="2041"/>
+            <w:tcW w:type="dxa" w:w="1928"/>
+            <w:tcMar>
+              <w:top w:w="180" w:type="dxa"/>
+              <w:bottom w:w="180" w:type="dxa"/>
+              <w:left w:w="240" w:type="dxa"/>
+              <w:right w:w="240" w:type="dxa"/>
+            </w:tcMar>
+            <w:vAlign w:val="top"/>
             <w:tcBorders>
               <w:top w:val="nil"/>
               <w:bottom w:val="nil"/>
@@ -1391,7 +1757,14 @@
         </w:tc>
         <w:tc>
           <w:tcPr>
-            <w:tcW w:type="dxa" w:w="2608"/>
+            <w:tcW w:type="dxa" w:w="2494"/>
+            <w:tcMar>
+              <w:top w:w="180" w:type="dxa"/>
+              <w:bottom w:w="180" w:type="dxa"/>
+              <w:left w:w="240" w:type="dxa"/>
+              <w:right w:w="240" w:type="dxa"/>
+            </w:tcMar>
+            <w:vAlign w:val="top"/>
             <w:tcBorders>
               <w:top w:val="nil"/>
               <w:bottom w:val="nil"/>
@@ -1416,6 +1789,13 @@
         <w:tc>
           <w:tcPr>
             <w:tcW w:type="dxa" w:w="2494"/>
+            <w:tcMar>
+              <w:top w:w="180" w:type="dxa"/>
+              <w:bottom w:w="180" w:type="dxa"/>
+              <w:left w:w="240" w:type="dxa"/>
+              <w:right w:w="240" w:type="dxa"/>
+            </w:tcMar>
+            <w:vAlign w:val="top"/>
             <w:tcBorders>
               <w:top w:val="nil"/>
               <w:bottom w:val="nil"/>
@@ -1440,6 +1820,13 @@
         <w:tc>
           <w:tcPr>
             <w:tcW w:type="dxa" w:w="2494"/>
+            <w:tcMar>
+              <w:top w:w="180" w:type="dxa"/>
+              <w:bottom w:w="180" w:type="dxa"/>
+              <w:left w:w="240" w:type="dxa"/>
+              <w:right w:w="240" w:type="dxa"/>
+            </w:tcMar>
+            <w:vAlign w:val="top"/>
             <w:tcBorders>
               <w:top w:val="nil"/>
               <w:bottom w:val="nil"/>
@@ -1463,9 +1850,19 @@
         </w:tc>
       </w:tr>
       <w:tr>
+        <w:trPr>
+          <w:trHeight w:val="850" w:hRule="atLeast"/>
+        </w:trPr>
         <w:tc>
           <w:tcPr>
-            <w:tcW w:type="dxa" w:w="2041"/>
+            <w:tcW w:type="dxa" w:w="1928"/>
+            <w:tcMar>
+              <w:top w:w="180" w:type="dxa"/>
+              <w:bottom w:w="180" w:type="dxa"/>
+              <w:left w:w="240" w:type="dxa"/>
+              <w:right w:w="240" w:type="dxa"/>
+            </w:tcMar>
+            <w:vAlign w:val="top"/>
             <w:tcBorders>
               <w:top w:val="nil"/>
               <w:bottom w:val="nil"/>
@@ -1489,7 +1886,14 @@
         </w:tc>
         <w:tc>
           <w:tcPr>
-            <w:tcW w:type="dxa" w:w="2608"/>
+            <w:tcW w:type="dxa" w:w="2494"/>
+            <w:tcMar>
+              <w:top w:w="180" w:type="dxa"/>
+              <w:bottom w:w="180" w:type="dxa"/>
+              <w:left w:w="240" w:type="dxa"/>
+              <w:right w:w="240" w:type="dxa"/>
+            </w:tcMar>
+            <w:vAlign w:val="top"/>
             <w:tcBorders>
               <w:top w:val="nil"/>
               <w:bottom w:val="nil"/>
@@ -1514,6 +1918,13 @@
         <w:tc>
           <w:tcPr>
             <w:tcW w:type="dxa" w:w="2494"/>
+            <w:tcMar>
+              <w:top w:w="180" w:type="dxa"/>
+              <w:bottom w:w="180" w:type="dxa"/>
+              <w:left w:w="240" w:type="dxa"/>
+              <w:right w:w="240" w:type="dxa"/>
+            </w:tcMar>
+            <w:vAlign w:val="top"/>
             <w:tcBorders>
               <w:top w:val="nil"/>
               <w:bottom w:val="nil"/>
@@ -1538,6 +1949,13 @@
         <w:tc>
           <w:tcPr>
             <w:tcW w:type="dxa" w:w="2494"/>
+            <w:tcMar>
+              <w:top w:w="180" w:type="dxa"/>
+              <w:bottom w:w="180" w:type="dxa"/>
+              <w:left w:w="240" w:type="dxa"/>
+              <w:right w:w="240" w:type="dxa"/>
+            </w:tcMar>
+            <w:vAlign w:val="top"/>
             <w:tcBorders>
               <w:top w:val="nil"/>
               <w:bottom w:val="nil"/>
@@ -1561,9 +1979,19 @@
         </w:tc>
       </w:tr>
       <w:tr>
+        <w:trPr>
+          <w:trHeight w:val="850" w:hRule="atLeast"/>
+        </w:trPr>
         <w:tc>
           <w:tcPr>
-            <w:tcW w:type="dxa" w:w="2041"/>
+            <w:tcW w:type="dxa" w:w="1928"/>
+            <w:tcMar>
+              <w:top w:w="180" w:type="dxa"/>
+              <w:bottom w:w="180" w:type="dxa"/>
+              <w:left w:w="240" w:type="dxa"/>
+              <w:right w:w="240" w:type="dxa"/>
+            </w:tcMar>
+            <w:vAlign w:val="top"/>
             <w:tcBorders>
               <w:top w:val="nil"/>
               <w:bottom w:val="nil"/>
@@ -1587,7 +2015,14 @@
         </w:tc>
         <w:tc>
           <w:tcPr>
-            <w:tcW w:type="dxa" w:w="2608"/>
+            <w:tcW w:type="dxa" w:w="2494"/>
+            <w:tcMar>
+              <w:top w:w="180" w:type="dxa"/>
+              <w:bottom w:w="180" w:type="dxa"/>
+              <w:left w:w="240" w:type="dxa"/>
+              <w:right w:w="240" w:type="dxa"/>
+            </w:tcMar>
+            <w:vAlign w:val="top"/>
             <w:tcBorders>
               <w:top w:val="nil"/>
               <w:bottom w:val="nil"/>
@@ -1612,6 +2047,13 @@
         <w:tc>
           <w:tcPr>
             <w:tcW w:type="dxa" w:w="2494"/>
+            <w:tcMar>
+              <w:top w:w="180" w:type="dxa"/>
+              <w:bottom w:w="180" w:type="dxa"/>
+              <w:left w:w="240" w:type="dxa"/>
+              <w:right w:w="240" w:type="dxa"/>
+            </w:tcMar>
+            <w:vAlign w:val="top"/>
             <w:tcBorders>
               <w:top w:val="nil"/>
               <w:bottom w:val="nil"/>
@@ -1636,6 +2078,13 @@
         <w:tc>
           <w:tcPr>
             <w:tcW w:type="dxa" w:w="2494"/>
+            <w:tcMar>
+              <w:top w:w="180" w:type="dxa"/>
+              <w:bottom w:w="180" w:type="dxa"/>
+              <w:left w:w="240" w:type="dxa"/>
+              <w:right w:w="240" w:type="dxa"/>
+            </w:tcMar>
+            <w:vAlign w:val="top"/>
             <w:tcBorders>
               <w:top w:val="nil"/>
               <w:bottom w:val="nil"/>
@@ -1661,12 +2110,12 @@
     </w:tbl>
     <w:p>
       <w:pPr>
-        <w:spacing w:after="160" w:before="0"/>
+        <w:spacing w:after="200" w:before="0"/>
       </w:pPr>
     </w:p>
     <w:p>
       <w:pPr>
-        <w:spacing w:after="280" w:before="0"/>
+        <w:spacing w:after="320" w:before="0"/>
       </w:pPr>
       <w:r>
         <w:rPr>
@@ -1687,7 +2136,7 @@
     <w:p>
       <w:pPr>
         <w:keepNext/>
-        <w:spacing w:before="280" w:after="80"/>
+        <w:spacing w:before="280" w:after="120"/>
       </w:pPr>
       <w:r>
         <w:rPr>
@@ -1702,7 +2151,7 @@
     </w:p>
     <w:p>
       <w:pPr>
-        <w:spacing w:after="160" w:before="0"/>
+        <w:spacing w:after="200" w:before="0"/>
       </w:pPr>
       <w:r>
         <w:rPr>
@@ -1720,22 +2169,41 @@
         <w:jc w:val="left"/>
         <w:tblLayout w:type="fixed"/>
         <w:tblLook w:firstColumn="1" w:firstRow="1" w:lastColumn="0" w:lastRow="0" w:noHBand="0" w:noVBand="1" w:val="04A0"/>
-        <w:tblW w:w="9639" w:type="dxa"/>
+        <w:tblW w:w="9412" w:type="dxa"/>
       </w:tblPr>
       <w:tblGrid>
         <w:gridCol w:w="510"/>
+        <w:gridCol w:w="1360"/>
+        <w:gridCol w:w="2041"/>
+        <w:gridCol w:w="1644"/>
         <w:gridCol w:w="1474"/>
-        <w:gridCol w:w="2154"/>
-        <w:gridCol w:w="1587"/>
-        <w:gridCol w:w="1587"/>
-        <w:gridCol w:w="907"/>
-        <w:gridCol w:w="1417"/>
+        <w:gridCol w:w="850"/>
+        <w:gridCol w:w="1530"/>
       </w:tblGrid>
       <w:tr>
         <w:tc>
           <w:tcPr>
             <w:tcW w:type="dxa" w:w="510"/>
+            <w:tcMar>
+              <w:top w:w="220" w:type="dxa"/>
+              <w:bottom w:w="220" w:type="dxa"/>
+              <w:left w:w="240" w:type="dxa"/>
+              <w:right w:w="240" w:type="dxa"/>
+            </w:tcMar>
+            <w:vAlign w:val="top"/>
             <w:shd w:val="clear" w:color="auto" w:fill="C00000"/>
+            <w:tcBorders>
+              <w:top w:val="single" w:sz="4" w:color="C00000"/>
+              <w:bottom w:val="single" w:sz="4" w:color="C00000"/>
+              <w:left w:val="single" w:sz="4" w:color="C00000"/>
+              <w:right w:val="single" w:sz="4" w:color="C00000"/>
+            </w:tcBorders>
+            <w:tcMar>
+              <w:top w:w="220" w:type="dxa"/>
+              <w:bottom w:w="220" w:type="dxa"/>
+              <w:left w:w="240" w:type="dxa"/>
+              <w:right w:w="240" w:type="dxa"/>
+            </w:tcMar>
           </w:tcPr>
           <w:p>
             <w:r>
@@ -1752,8 +2220,27 @@
         </w:tc>
         <w:tc>
           <w:tcPr>
-            <w:tcW w:type="dxa" w:w="1474"/>
+            <w:tcW w:type="dxa" w:w="1361"/>
+            <w:tcMar>
+              <w:top w:w="220" w:type="dxa"/>
+              <w:bottom w:w="220" w:type="dxa"/>
+              <w:left w:w="240" w:type="dxa"/>
+              <w:right w:w="240" w:type="dxa"/>
+            </w:tcMar>
+            <w:vAlign w:val="top"/>
             <w:shd w:val="clear" w:color="auto" w:fill="C00000"/>
+            <w:tcBorders>
+              <w:top w:val="single" w:sz="4" w:color="C00000"/>
+              <w:bottom w:val="single" w:sz="4" w:color="C00000"/>
+              <w:left w:val="single" w:sz="4" w:color="C00000"/>
+              <w:right w:val="single" w:sz="4" w:color="C00000"/>
+            </w:tcBorders>
+            <w:tcMar>
+              <w:top w:w="220" w:type="dxa"/>
+              <w:bottom w:w="220" w:type="dxa"/>
+              <w:left w:w="240" w:type="dxa"/>
+              <w:right w:w="240" w:type="dxa"/>
+            </w:tcMar>
           </w:tcPr>
           <w:p>
             <w:r>
@@ -1770,8 +2257,27 @@
         </w:tc>
         <w:tc>
           <w:tcPr>
-            <w:tcW w:type="dxa" w:w="2154"/>
+            <w:tcW w:type="dxa" w:w="2041"/>
+            <w:tcMar>
+              <w:top w:w="220" w:type="dxa"/>
+              <w:bottom w:w="220" w:type="dxa"/>
+              <w:left w:w="240" w:type="dxa"/>
+              <w:right w:w="240" w:type="dxa"/>
+            </w:tcMar>
+            <w:vAlign w:val="top"/>
             <w:shd w:val="clear" w:color="auto" w:fill="C00000"/>
+            <w:tcBorders>
+              <w:top w:val="single" w:sz="4" w:color="C00000"/>
+              <w:bottom w:val="single" w:sz="4" w:color="C00000"/>
+              <w:left w:val="single" w:sz="4" w:color="C00000"/>
+              <w:right w:val="single" w:sz="4" w:color="C00000"/>
+            </w:tcBorders>
+            <w:tcMar>
+              <w:top w:w="220" w:type="dxa"/>
+              <w:bottom w:w="220" w:type="dxa"/>
+              <w:left w:w="240" w:type="dxa"/>
+              <w:right w:w="240" w:type="dxa"/>
+            </w:tcMar>
           </w:tcPr>
           <w:p>
             <w:r>
@@ -1788,8 +2294,27 @@
         </w:tc>
         <w:tc>
           <w:tcPr>
-            <w:tcW w:type="dxa" w:w="1587"/>
+            <w:tcW w:type="dxa" w:w="1644"/>
+            <w:tcMar>
+              <w:top w:w="220" w:type="dxa"/>
+              <w:bottom w:w="220" w:type="dxa"/>
+              <w:left w:w="240" w:type="dxa"/>
+              <w:right w:w="240" w:type="dxa"/>
+            </w:tcMar>
+            <w:vAlign w:val="top"/>
             <w:shd w:val="clear" w:color="auto" w:fill="C00000"/>
+            <w:tcBorders>
+              <w:top w:val="single" w:sz="4" w:color="C00000"/>
+              <w:bottom w:val="single" w:sz="4" w:color="C00000"/>
+              <w:left w:val="single" w:sz="4" w:color="C00000"/>
+              <w:right w:val="single" w:sz="4" w:color="C00000"/>
+            </w:tcBorders>
+            <w:tcMar>
+              <w:top w:w="220" w:type="dxa"/>
+              <w:bottom w:w="220" w:type="dxa"/>
+              <w:left w:w="240" w:type="dxa"/>
+              <w:right w:w="240" w:type="dxa"/>
+            </w:tcMar>
           </w:tcPr>
           <w:p>
             <w:r>
@@ -1806,8 +2331,27 @@
         </w:tc>
         <w:tc>
           <w:tcPr>
-            <w:tcW w:type="dxa" w:w="1587"/>
+            <w:tcW w:type="dxa" w:w="1474"/>
+            <w:tcMar>
+              <w:top w:w="220" w:type="dxa"/>
+              <w:bottom w:w="220" w:type="dxa"/>
+              <w:left w:w="240" w:type="dxa"/>
+              <w:right w:w="240" w:type="dxa"/>
+            </w:tcMar>
+            <w:vAlign w:val="top"/>
             <w:shd w:val="clear" w:color="auto" w:fill="C00000"/>
+            <w:tcBorders>
+              <w:top w:val="single" w:sz="4" w:color="C00000"/>
+              <w:bottom w:val="single" w:sz="4" w:color="C00000"/>
+              <w:left w:val="single" w:sz="4" w:color="C00000"/>
+              <w:right w:val="single" w:sz="4" w:color="C00000"/>
+            </w:tcBorders>
+            <w:tcMar>
+              <w:top w:w="220" w:type="dxa"/>
+              <w:bottom w:w="220" w:type="dxa"/>
+              <w:left w:w="240" w:type="dxa"/>
+              <w:right w:w="240" w:type="dxa"/>
+            </w:tcMar>
           </w:tcPr>
           <w:p>
             <w:r>
@@ -1824,8 +2368,27 @@
         </w:tc>
         <w:tc>
           <w:tcPr>
-            <w:tcW w:type="dxa" w:w="907"/>
+            <w:tcW w:type="dxa" w:w="850"/>
+            <w:tcMar>
+              <w:top w:w="220" w:type="dxa"/>
+              <w:bottom w:w="220" w:type="dxa"/>
+              <w:left w:w="240" w:type="dxa"/>
+              <w:right w:w="240" w:type="dxa"/>
+            </w:tcMar>
+            <w:vAlign w:val="top"/>
             <w:shd w:val="clear" w:color="auto" w:fill="C00000"/>
+            <w:tcBorders>
+              <w:top w:val="single" w:sz="4" w:color="C00000"/>
+              <w:bottom w:val="single" w:sz="4" w:color="C00000"/>
+              <w:left w:val="single" w:sz="4" w:color="C00000"/>
+              <w:right w:val="single" w:sz="4" w:color="C00000"/>
+            </w:tcBorders>
+            <w:tcMar>
+              <w:top w:w="220" w:type="dxa"/>
+              <w:bottom w:w="220" w:type="dxa"/>
+              <w:left w:w="240" w:type="dxa"/>
+              <w:right w:w="240" w:type="dxa"/>
+            </w:tcMar>
           </w:tcPr>
           <w:p>
             <w:r>
@@ -1842,8 +2405,27 @@
         </w:tc>
         <w:tc>
           <w:tcPr>
-            <w:tcW w:type="dxa" w:w="1417"/>
+            <w:tcW w:type="dxa" w:w="1531"/>
+            <w:tcMar>
+              <w:top w:w="220" w:type="dxa"/>
+              <w:bottom w:w="220" w:type="dxa"/>
+              <w:left w:w="240" w:type="dxa"/>
+              <w:right w:w="240" w:type="dxa"/>
+            </w:tcMar>
+            <w:vAlign w:val="top"/>
             <w:shd w:val="clear" w:color="auto" w:fill="C00000"/>
+            <w:tcBorders>
+              <w:top w:val="single" w:sz="4" w:color="C00000"/>
+              <w:bottom w:val="single" w:sz="4" w:color="C00000"/>
+              <w:left w:val="single" w:sz="4" w:color="C00000"/>
+              <w:right w:val="single" w:sz="4" w:color="C00000"/>
+            </w:tcBorders>
+            <w:tcMar>
+              <w:top w:w="220" w:type="dxa"/>
+              <w:bottom w:w="220" w:type="dxa"/>
+              <w:left w:w="240" w:type="dxa"/>
+              <w:right w:w="240" w:type="dxa"/>
+            </w:tcMar>
           </w:tcPr>
           <w:p>
             <w:r>
@@ -1860,9 +2442,19 @@
         </w:tc>
       </w:tr>
       <w:tr>
+        <w:trPr>
+          <w:trHeight w:val="1474" w:hRule="atLeast"/>
+        </w:trPr>
         <w:tc>
           <w:tcPr>
             <w:tcW w:type="dxa" w:w="510"/>
+            <w:tcMar>
+              <w:top w:w="180" w:type="dxa"/>
+              <w:bottom w:w="180" w:type="dxa"/>
+              <w:left w:w="240" w:type="dxa"/>
+              <w:right w:w="240" w:type="dxa"/>
+            </w:tcMar>
+            <w:vAlign w:val="top"/>
             <w:tcBorders>
               <w:top w:val="nil"/>
               <w:bottom w:val="nil"/>
@@ -1886,7 +2478,14 @@
         </w:tc>
         <w:tc>
           <w:tcPr>
-            <w:tcW w:type="dxa" w:w="1474"/>
+            <w:tcW w:type="dxa" w:w="1361"/>
+            <w:tcMar>
+              <w:top w:w="180" w:type="dxa"/>
+              <w:bottom w:w="180" w:type="dxa"/>
+              <w:left w:w="240" w:type="dxa"/>
+              <w:right w:w="240" w:type="dxa"/>
+            </w:tcMar>
+            <w:vAlign w:val="top"/>
             <w:tcBorders>
               <w:top w:val="nil"/>
               <w:bottom w:val="nil"/>
@@ -1910,7 +2509,14 @@
         </w:tc>
         <w:tc>
           <w:tcPr>
-            <w:tcW w:type="dxa" w:w="2154"/>
+            <w:tcW w:type="dxa" w:w="2041"/>
+            <w:tcMar>
+              <w:top w:w="180" w:type="dxa"/>
+              <w:bottom w:w="180" w:type="dxa"/>
+              <w:left w:w="240" w:type="dxa"/>
+              <w:right w:w="240" w:type="dxa"/>
+            </w:tcMar>
+            <w:vAlign w:val="top"/>
             <w:tcBorders>
               <w:top w:val="nil"/>
               <w:bottom w:val="nil"/>
@@ -1949,7 +2555,14 @@
         </w:tc>
         <w:tc>
           <w:tcPr>
-            <w:tcW w:type="dxa" w:w="1587"/>
+            <w:tcW w:type="dxa" w:w="1644"/>
+            <w:tcMar>
+              <w:top w:w="180" w:type="dxa"/>
+              <w:bottom w:w="180" w:type="dxa"/>
+              <w:left w:w="240" w:type="dxa"/>
+              <w:right w:w="240" w:type="dxa"/>
+            </w:tcMar>
+            <w:vAlign w:val="top"/>
             <w:tcBorders>
               <w:top w:val="nil"/>
               <w:bottom w:val="nil"/>
@@ -1967,13 +2580,20 @@
                 <w:color w:val="4A4743"/>
                 <w:sz w:val="18"/>
               </w:rPr>
-              <w:t>[Proposed: ZPPA Director of IT. To be confirmed through MSG.]</w:t>
+              <w:t>[Proposed: ZPPA Director of IT. Confirm through MSG.]</w:t>
             </w:r>
           </w:p>
         </w:tc>
         <w:tc>
           <w:tcPr>
-            <w:tcW w:type="dxa" w:w="1587"/>
+            <w:tcW w:type="dxa" w:w="1474"/>
+            <w:tcMar>
+              <w:top w:w="180" w:type="dxa"/>
+              <w:bottom w:w="180" w:type="dxa"/>
+              <w:left w:w="240" w:type="dxa"/>
+              <w:right w:w="240" w:type="dxa"/>
+            </w:tcMar>
+            <w:vAlign w:val="top"/>
             <w:tcBorders>
               <w:top w:val="nil"/>
               <w:bottom w:val="nil"/>
@@ -1997,7 +2617,14 @@
         </w:tc>
         <w:tc>
           <w:tcPr>
-            <w:tcW w:type="dxa" w:w="907"/>
+            <w:tcW w:type="dxa" w:w="850"/>
+            <w:tcMar>
+              <w:top w:w="180" w:type="dxa"/>
+              <w:bottom w:w="180" w:type="dxa"/>
+              <w:left w:w="240" w:type="dxa"/>
+              <w:right w:w="240" w:type="dxa"/>
+            </w:tcMar>
+            <w:vAlign w:val="top"/>
             <w:tcBorders>
               <w:top w:val="nil"/>
               <w:bottom w:val="nil"/>
@@ -2021,7 +2648,14 @@
         </w:tc>
         <w:tc>
           <w:tcPr>
-            <w:tcW w:type="dxa" w:w="1417"/>
+            <w:tcW w:type="dxa" w:w="1531"/>
+            <w:tcMar>
+              <w:top w:w="180" w:type="dxa"/>
+              <w:bottom w:w="180" w:type="dxa"/>
+              <w:left w:w="240" w:type="dxa"/>
+              <w:right w:w="240" w:type="dxa"/>
+            </w:tcMar>
+            <w:vAlign w:val="top"/>
             <w:tcBorders>
               <w:top w:val="nil"/>
               <w:bottom w:val="nil"/>
@@ -2047,12 +2681,12 @@
     </w:tbl>
     <w:p>
       <w:pPr>
-        <w:spacing w:after="200" w:before="0"/>
+        <w:spacing w:after="240" w:before="0"/>
       </w:pPr>
     </w:p>
     <w:p>
       <w:pPr>
-        <w:spacing w:after="280" w:before="0"/>
+        <w:spacing w:after="320" w:before="0"/>
       </w:pPr>
       <w:r>
         <w:rPr>
@@ -2068,7 +2702,7 @@
     <w:p>
       <w:pPr>
         <w:keepNext/>
-        <w:spacing w:before="280" w:after="80"/>
+        <w:spacing w:before="280" w:after="120"/>
       </w:pPr>
       <w:r>
         <w:rPr>
@@ -2083,7 +2717,7 @@
     </w:p>
     <w:p>
       <w:pPr>
-        <w:spacing w:after="160" w:before="0"/>
+        <w:spacing w:after="200" w:before="0"/>
       </w:pPr>
       <w:r>
         <w:rPr>
@@ -2098,12 +2732,13 @@
     </w:p>
     <w:p>
       <w:pPr>
+        <w:spacing w:before="120" w:after="240"/>
         <w:jc w:val="center"/>
       </w:pPr>
       <w:r>
         <w:drawing>
           <wp:inline xmlns:a="http://schemas.openxmlformats.org/drawingml/2006/main" xmlns:pic="http://schemas.openxmlformats.org/drawingml/2006/picture">
-            <wp:extent cx="5760000" cy="3195683"/>
+            <wp:extent cx="5436000" cy="2891071"/>
             <wp:docPr id="4" name="Picture 4"/>
             <wp:cNvGraphicFramePr>
               <a:graphicFrameLocks noChangeAspect="1"/>
@@ -2124,7 +2759,7 @@
                   <pic:spPr>
                     <a:xfrm>
                       <a:off x="0" y="0"/>
-                      <a:ext cx="5760000" cy="3195683"/>
+                      <a:ext cx="5436000" cy="2891071"/>
                     </a:xfrm>
                     <a:prstGeom prst="rect"/>
                   </pic:spPr>
@@ -2135,39 +2770,37 @@
         </w:drawing>
       </w:r>
     </w:p>
-    <w:p>
-      <w:pPr>
-        <w:spacing w:after="120" w:before="0"/>
-      </w:pPr>
-    </w:p>
     <w:tbl>
       <w:tblPr>
         <w:jc w:val="left"/>
         <w:tblLayout w:type="fixed"/>
         <w:tblLook w:firstColumn="1" w:firstRow="1" w:lastColumn="0" w:lastRow="0" w:noHBand="0" w:noVBand="1" w:val="04A0"/>
-        <w:tblW w:w="9639" w:type="dxa"/>
+        <w:tblW w:w="9412" w:type="dxa"/>
       </w:tblPr>
       <w:tblGrid>
-        <w:gridCol w:w="2551"/>
-        <w:gridCol w:w="3685"/>
-        <w:gridCol w:w="3402"/>
+        <w:gridCol w:w="2381"/>
+        <w:gridCol w:w="3515"/>
+        <w:gridCol w:w="3515"/>
       </w:tblGrid>
       <w:tr>
+        <w:trPr>
+          <w:trHeight w:val="1020" w:hRule="atLeast"/>
+        </w:trPr>
         <w:tc>
           <w:tcPr>
-            <w:tcW w:type="dxa" w:w="2551"/>
+            <w:tcW w:type="dxa" w:w="2381"/>
             <w:tcBorders>
               <w:top w:val="nil"/>
               <w:bottom w:val="nil"/>
-              <w:left w:val="single" w:sz="32" w:color="4EA83D"/>
+              <w:left w:val="single" w:sz="40" w:color="4EA83D"/>
               <w:right w:val="nil"/>
             </w:tcBorders>
             <w:shd w:val="clear" w:color="auto" w:fill="F3F2F1"/>
             <w:tcMar>
-              <w:top w:w="140" w:type="dxa"/>
-              <w:bottom w:w="140" w:type="dxa"/>
-              <w:left w:w="180" w:type="dxa"/>
-              <w:right w:w="180" w:type="dxa"/>
+              <w:top w:w="220" w:type="dxa"/>
+              <w:bottom w:w="220" w:type="dxa"/>
+              <w:left w:w="260" w:type="dxa"/>
+              <w:right w:w="260" w:type="dxa"/>
             </w:tcMar>
           </w:tcPr>
           <w:p>
@@ -2185,13 +2818,13 @@
         </w:tc>
         <w:tc>
           <w:tcPr>
-            <w:tcW w:type="dxa" w:w="3685"/>
+            <w:tcW w:type="dxa" w:w="3515"/>
             <w:shd w:val="clear" w:color="auto" w:fill="F3F2F1"/>
             <w:tcMar>
-              <w:top w:w="140" w:type="dxa"/>
-              <w:bottom w:w="140" w:type="dxa"/>
-              <w:left w:w="180" w:type="dxa"/>
-              <w:right w:w="180" w:type="dxa"/>
+              <w:top w:w="220" w:type="dxa"/>
+              <w:bottom w:w="220" w:type="dxa"/>
+              <w:left w:w="260" w:type="dxa"/>
+              <w:right w:w="260" w:type="dxa"/>
             </w:tcMar>
           </w:tcPr>
           <w:p>
@@ -2209,13 +2842,13 @@
         </w:tc>
         <w:tc>
           <w:tcPr>
-            <w:tcW w:type="dxa" w:w="3402"/>
+            <w:tcW w:type="dxa" w:w="3515"/>
             <w:shd w:val="clear" w:color="auto" w:fill="F3F2F1"/>
             <w:tcMar>
-              <w:top w:w="140" w:type="dxa"/>
-              <w:bottom w:w="140" w:type="dxa"/>
-              <w:left w:w="180" w:type="dxa"/>
-              <w:right w:w="180" w:type="dxa"/>
+              <w:top w:w="220" w:type="dxa"/>
+              <w:bottom w:w="220" w:type="dxa"/>
+              <w:left w:w="260" w:type="dxa"/>
+              <w:right w:w="260" w:type="dxa"/>
             </w:tcMar>
           </w:tcPr>
           <w:p>
@@ -2233,21 +2866,24 @@
         </w:tc>
       </w:tr>
       <w:tr>
+        <w:trPr>
+          <w:trHeight w:val="1020" w:hRule="atLeast"/>
+        </w:trPr>
         <w:tc>
           <w:tcPr>
-            <w:tcW w:type="dxa" w:w="2551"/>
+            <w:tcW w:type="dxa" w:w="2381"/>
             <w:tcBorders>
               <w:top w:val="nil"/>
               <w:bottom w:val="nil"/>
-              <w:left w:val="single" w:sz="32" w:color="71B6C9"/>
+              <w:left w:val="single" w:sz="40" w:color="71B6C9"/>
               <w:right w:val="nil"/>
             </w:tcBorders>
             <w:shd w:val="clear" w:color="auto" w:fill="F3F2F1"/>
             <w:tcMar>
-              <w:top w:w="140" w:type="dxa"/>
-              <w:bottom w:w="140" w:type="dxa"/>
-              <w:left w:w="180" w:type="dxa"/>
-              <w:right w:w="180" w:type="dxa"/>
+              <w:top w:w="220" w:type="dxa"/>
+              <w:bottom w:w="220" w:type="dxa"/>
+              <w:left w:w="260" w:type="dxa"/>
+              <w:right w:w="260" w:type="dxa"/>
             </w:tcMar>
           </w:tcPr>
           <w:p>
@@ -2265,13 +2901,13 @@
         </w:tc>
         <w:tc>
           <w:tcPr>
-            <w:tcW w:type="dxa" w:w="3685"/>
+            <w:tcW w:type="dxa" w:w="3515"/>
             <w:shd w:val="clear" w:color="auto" w:fill="F3F2F1"/>
             <w:tcMar>
-              <w:top w:w="140" w:type="dxa"/>
-              <w:bottom w:w="140" w:type="dxa"/>
-              <w:left w:w="180" w:type="dxa"/>
-              <w:right w:w="180" w:type="dxa"/>
+              <w:top w:w="220" w:type="dxa"/>
+              <w:bottom w:w="220" w:type="dxa"/>
+              <w:left w:w="260" w:type="dxa"/>
+              <w:right w:w="260" w:type="dxa"/>
             </w:tcMar>
           </w:tcPr>
           <w:p>
@@ -2289,13 +2925,13 @@
         </w:tc>
         <w:tc>
           <w:tcPr>
-            <w:tcW w:type="dxa" w:w="3402"/>
+            <w:tcW w:type="dxa" w:w="3515"/>
             <w:shd w:val="clear" w:color="auto" w:fill="F3F2F1"/>
             <w:tcMar>
-              <w:top w:w="140" w:type="dxa"/>
-              <w:bottom w:w="140" w:type="dxa"/>
-              <w:left w:w="180" w:type="dxa"/>
-              <w:right w:w="180" w:type="dxa"/>
+              <w:top w:w="220" w:type="dxa"/>
+              <w:bottom w:w="220" w:type="dxa"/>
+              <w:left w:w="260" w:type="dxa"/>
+              <w:right w:w="260" w:type="dxa"/>
             </w:tcMar>
           </w:tcPr>
           <w:p>
@@ -2313,21 +2949,24 @@
         </w:tc>
       </w:tr>
       <w:tr>
+        <w:trPr>
+          <w:trHeight w:val="1020" w:hRule="atLeast"/>
+        </w:trPr>
         <w:tc>
           <w:tcPr>
-            <w:tcW w:type="dxa" w:w="2551"/>
+            <w:tcW w:type="dxa" w:w="2381"/>
             <w:tcBorders>
               <w:top w:val="nil"/>
               <w:bottom w:val="nil"/>
-              <w:left w:val="single" w:sz="32" w:color="F1C03D"/>
+              <w:left w:val="single" w:sz="40" w:color="F1C03D"/>
               <w:right w:val="nil"/>
             </w:tcBorders>
             <w:shd w:val="clear" w:color="auto" w:fill="F3F2F1"/>
             <w:tcMar>
-              <w:top w:w="140" w:type="dxa"/>
-              <w:bottom w:w="140" w:type="dxa"/>
-              <w:left w:w="180" w:type="dxa"/>
-              <w:right w:w="180" w:type="dxa"/>
+              <w:top w:w="220" w:type="dxa"/>
+              <w:bottom w:w="220" w:type="dxa"/>
+              <w:left w:w="260" w:type="dxa"/>
+              <w:right w:w="260" w:type="dxa"/>
             </w:tcMar>
           </w:tcPr>
           <w:p>
@@ -2345,13 +2984,13 @@
         </w:tc>
         <w:tc>
           <w:tcPr>
-            <w:tcW w:type="dxa" w:w="3685"/>
+            <w:tcW w:type="dxa" w:w="3515"/>
             <w:shd w:val="clear" w:color="auto" w:fill="F3F2F1"/>
             <w:tcMar>
-              <w:top w:w="140" w:type="dxa"/>
-              <w:bottom w:w="140" w:type="dxa"/>
-              <w:left w:w="180" w:type="dxa"/>
-              <w:right w:w="180" w:type="dxa"/>
+              <w:top w:w="220" w:type="dxa"/>
+              <w:bottom w:w="220" w:type="dxa"/>
+              <w:left w:w="260" w:type="dxa"/>
+              <w:right w:w="260" w:type="dxa"/>
             </w:tcMar>
           </w:tcPr>
           <w:p>
@@ -2369,13 +3008,13 @@
         </w:tc>
         <w:tc>
           <w:tcPr>
-            <w:tcW w:type="dxa" w:w="3402"/>
+            <w:tcW w:type="dxa" w:w="3515"/>
             <w:shd w:val="clear" w:color="auto" w:fill="F3F2F1"/>
             <w:tcMar>
-              <w:top w:w="140" w:type="dxa"/>
-              <w:bottom w:w="140" w:type="dxa"/>
-              <w:left w:w="180" w:type="dxa"/>
-              <w:right w:w="180" w:type="dxa"/>
+              <w:top w:w="220" w:type="dxa"/>
+              <w:bottom w:w="220" w:type="dxa"/>
+              <w:left w:w="260" w:type="dxa"/>
+              <w:right w:w="260" w:type="dxa"/>
             </w:tcMar>
           </w:tcPr>
           <w:p>
@@ -2393,21 +3032,24 @@
         </w:tc>
       </w:tr>
       <w:tr>
+        <w:trPr>
+          <w:trHeight w:val="1020" w:hRule="atLeast"/>
+        </w:trPr>
         <w:tc>
           <w:tcPr>
-            <w:tcW w:type="dxa" w:w="2551"/>
+            <w:tcW w:type="dxa" w:w="2381"/>
             <w:tcBorders>
               <w:top w:val="nil"/>
               <w:bottom w:val="nil"/>
-              <w:left w:val="single" w:sz="32" w:color="B7251C"/>
+              <w:left w:val="single" w:sz="40" w:color="B7251C"/>
               <w:right w:val="nil"/>
             </w:tcBorders>
             <w:shd w:val="clear" w:color="auto" w:fill="F3F2F1"/>
             <w:tcMar>
-              <w:top w:w="140" w:type="dxa"/>
-              <w:bottom w:w="140" w:type="dxa"/>
-              <w:left w:w="180" w:type="dxa"/>
-              <w:right w:w="180" w:type="dxa"/>
+              <w:top w:w="220" w:type="dxa"/>
+              <w:bottom w:w="220" w:type="dxa"/>
+              <w:left w:w="260" w:type="dxa"/>
+              <w:right w:w="260" w:type="dxa"/>
             </w:tcMar>
           </w:tcPr>
           <w:p>
@@ -2425,13 +3067,13 @@
         </w:tc>
         <w:tc>
           <w:tcPr>
-            <w:tcW w:type="dxa" w:w="3685"/>
+            <w:tcW w:type="dxa" w:w="3515"/>
             <w:shd w:val="clear" w:color="auto" w:fill="F3F2F1"/>
             <w:tcMar>
-              <w:top w:w="140" w:type="dxa"/>
-              <w:bottom w:w="140" w:type="dxa"/>
-              <w:left w:w="180" w:type="dxa"/>
-              <w:right w:w="180" w:type="dxa"/>
+              <w:top w:w="220" w:type="dxa"/>
+              <w:bottom w:w="220" w:type="dxa"/>
+              <w:left w:w="260" w:type="dxa"/>
+              <w:right w:w="260" w:type="dxa"/>
             </w:tcMar>
           </w:tcPr>
           <w:p>
@@ -2449,13 +3091,13 @@
         </w:tc>
         <w:tc>
           <w:tcPr>
-            <w:tcW w:type="dxa" w:w="3402"/>
+            <w:tcW w:type="dxa" w:w="3515"/>
             <w:shd w:val="clear" w:color="auto" w:fill="F3F2F1"/>
             <w:tcMar>
-              <w:top w:w="140" w:type="dxa"/>
-              <w:bottom w:w="140" w:type="dxa"/>
-              <w:left w:w="180" w:type="dxa"/>
-              <w:right w:w="180" w:type="dxa"/>
+              <w:top w:w="220" w:type="dxa"/>
+              <w:bottom w:w="220" w:type="dxa"/>
+              <w:left w:w="260" w:type="dxa"/>
+              <w:right w:w="260" w:type="dxa"/>
             </w:tcMar>
           </w:tcPr>
           <w:p>
@@ -2475,13 +3117,13 @@
     </w:tbl>
     <w:p>
       <w:pPr>
-        <w:spacing w:after="240" w:before="0"/>
+        <w:spacing w:after="280" w:before="0"/>
       </w:pPr>
     </w:p>
     <w:p>
       <w:pPr>
         <w:keepNext/>
-        <w:spacing w:before="280" w:after="80"/>
+        <w:spacing w:before="280" w:after="120"/>
       </w:pPr>
       <w:r>
         <w:rPr>
@@ -2511,6 +3153,21 @@
     </w:p>
     <w:p>
       <w:pPr>
+        <w:spacing w:after="280" w:before="0"/>
+      </w:pPr>
+      <w:r>
+        <w:rPr>
+          <w:rFonts w:ascii="Arial" w:hAnsi="Arial"/>
+          <w:b w:val="0"/>
+          <w:i/>
+          <w:color w:val="6B6A68"/>
+          <w:sz w:val="21"/>
+        </w:rPr>
+        <w:t>A companion document (03-sample-final-report.docx) carries the same structure filled out in full, as a worked model the Zambia team can adapt directly.</w:t>
+      </w:r>
+    </w:p>
+    <w:p>
+      <w:pPr>
         <w:spacing w:after="0" w:before="0"/>
         <w:jc w:val="center"/>
       </w:pPr>
@@ -2529,7 +3186,7 @@
       <w:headerReference w:type="default" r:id="rId9"/>
       <w:footerReference w:type="default" r:id="rId10"/>
       <w:pgSz w:w="11906" w:h="16838"/>
-      <w:pgMar w:top="1134" w:right="1134" w:bottom="1134" w:left="1134" w:header="720" w:footer="720" w:gutter="0"/>
+      <w:pgMar w:top="1247" w:right="1247" w:bottom="1247" w:left="1247" w:header="720" w:footer="720" w:gutter="0"/>
       <w:cols w:space="720"/>
       <w:docGrid w:linePitch="360"/>
     </w:sectPr>
